--- a/Global_Superstore/Documentation/Project Brief.docx
+++ b/Global_Superstore/Documentation/Project Brief.docx
@@ -33,118 +33,6 @@
           <w:szCs w:val="24"/>
         </w:rPr>
       </w:pPr>
-      <w:r>
-        <w:rPr>
-          <w:rFonts w:ascii="Times New Roman" w:hAnsi="Times New Roman" w:cs="Times New Roman"/>
-          <w:b/>
-          <w:bCs/>
-          <w:sz w:val="24"/>
-          <w:szCs w:val="24"/>
-        </w:rPr>
-        <w:t>Project Title:</w:t>
-      </w:r>
-      <w:r>
-        <w:rPr>
-          <w:rFonts w:ascii="Times New Roman" w:hAnsi="Times New Roman" w:cs="Times New Roman"/>
-          <w:sz w:val="24"/>
-          <w:szCs w:val="24"/>
-        </w:rPr>
-        <w:t xml:space="preserve"> Global Retail Performance and Operations Intelligence Dashboard</w:t>
-      </w:r>
-    </w:p>
-    <w:p>
-      <w:pPr>
-        <w:jc w:val="both"/>
-        <w:rPr>
-          <w:rFonts w:ascii="Times New Roman" w:hAnsi="Times New Roman" w:cs="Times New Roman"/>
-          <w:sz w:val="24"/>
-          <w:szCs w:val="24"/>
-        </w:rPr>
-      </w:pPr>
-      <w:r>
-        <w:rPr>
-          <w:rFonts w:ascii="Times New Roman" w:hAnsi="Times New Roman" w:cs="Times New Roman"/>
-          <w:b/>
-          <w:bCs/>
-          <w:sz w:val="24"/>
-          <w:szCs w:val="24"/>
-        </w:rPr>
-        <w:t>Client:</w:t>
-      </w:r>
-      <w:r>
-        <w:rPr>
-          <w:rFonts w:ascii="Times New Roman" w:hAnsi="Times New Roman" w:cs="Times New Roman"/>
-          <w:sz w:val="24"/>
-          <w:szCs w:val="24"/>
-        </w:rPr>
-        <w:t xml:space="preserve"> Global Retail Corporation</w:t>
-      </w:r>
-    </w:p>
-    <w:p>
-      <w:pPr>
-        <w:jc w:val="both"/>
-        <w:rPr>
-          <w:rFonts w:ascii="Times New Roman" w:hAnsi="Times New Roman" w:cs="Times New Roman"/>
-          <w:sz w:val="24"/>
-          <w:szCs w:val="24"/>
-        </w:rPr>
-      </w:pPr>
-      <w:r>
-        <w:rPr>
-          <w:rFonts w:ascii="Times New Roman" w:hAnsi="Times New Roman" w:cs="Times New Roman"/>
-          <w:b/>
-          <w:bCs/>
-          <w:sz w:val="24"/>
-          <w:szCs w:val="24"/>
-        </w:rPr>
-        <w:t>Department:</w:t>
-      </w:r>
-      <w:r>
-        <w:rPr>
-          <w:rFonts w:ascii="Times New Roman" w:hAnsi="Times New Roman" w:cs="Times New Roman"/>
-          <w:sz w:val="24"/>
-          <w:szCs w:val="24"/>
-        </w:rPr>
-        <w:t xml:space="preserve"> Executive Leadership and Operations</w:t>
-      </w:r>
-    </w:p>
-    <w:p>
-      <w:pPr>
-        <w:jc w:val="both"/>
-        <w:rPr>
-          <w:rFonts w:ascii="Times New Roman" w:hAnsi="Times New Roman" w:cs="Times New Roman"/>
-          <w:sz w:val="24"/>
-          <w:szCs w:val="24"/>
-        </w:rPr>
-      </w:pPr>
-      <w:r>
-        <w:rPr>
-          <w:rFonts w:ascii="Times New Roman" w:hAnsi="Times New Roman" w:cs="Times New Roman"/>
-          <w:b/>
-          <w:bCs/>
-          <w:sz w:val="24"/>
-          <w:szCs w:val="24"/>
-        </w:rPr>
-        <w:t xml:space="preserve">Prepared For: </w:t>
-      </w:r>
-      <w:r>
-        <w:rPr>
-          <w:rFonts w:ascii="Times New Roman" w:hAnsi="Times New Roman" w:cs="Times New Roman"/>
-          <w:sz w:val="24"/>
-          <w:szCs w:val="24"/>
-        </w:rPr>
-        <w:t>Business Intelligence Analyst</w:t>
-      </w:r>
-    </w:p>
-    <w:p>
-      <w:pPr>
-        <w:jc w:val="both"/>
-        <w:rPr>
-          <w:rFonts w:ascii="Times New Roman" w:hAnsi="Times New Roman" w:cs="Times New Roman"/>
-          <w:sz w:val="24"/>
-          <w:szCs w:val="24"/>
-        </w:rPr>
-      </w:pPr>
     </w:p>
     <w:p>
       <w:pPr>
@@ -684,7 +572,6 @@
           <w:sz w:val="24"/>
           <w:szCs w:val="24"/>
         </w:rPr>
-        <w:lastRenderedPageBreak/>
         <w:t>What is the return rate by product category and region, and how does it affect profit?</w:t>
       </w:r>
     </w:p>
@@ -764,6 +651,7 @@
           <w:sz w:val="24"/>
           <w:szCs w:val="24"/>
         </w:rPr>
+        <w:lastRenderedPageBreak/>
         <w:t>6. Expected Deliverables</w:t>
       </w:r>
     </w:p>
